--- a/Programacion II/Kit docente/Clase 7/Solucion Taller Clase 7 - VetCare.docx
+++ b/Programacion II/Kit docente/Clase 7/Solucion Taller Clase 7 - VetCare.docx
@@ -72,7 +72,7 @@
           <w:color w:val="2B2B2B"/>
           <w:sz w:val="22"/>
         </w:rPr>
-        <w:t>Blinde la creacion. En RepositorioVetCare escriba el atributo 'private static RepositorioVetCare instancia;' y cambie el constructor a 'private RepositorioVetCare() { System.out.println("[Repositorio] Se creo la UNICA instancia de datos."); }'. Apenas guarde, VS Code le marcara en rojo todos los lugares donde alguien hacia new RepositorioVetCare(): eso no es un problema, es el patron trabajando a su favor, porque le muestra exactamente que codigo hay que corregir. El println no es decoracion: es la evidencia visible de cuantas veces se construyo el objeto.</w:t>
+        <w:t>Blinde la creacion. En RepositorioClinica escriba el atributo 'private static RepositorioClinica instancia;' y cambie el constructor a 'private RepositorioClinica() { System.out.println("[Repositorio] Se creo la UNICA instancia de datos."); }'. Apenas guarde, VS Code le marcara en rojo todos los lugares donde alguien hacia new RepositorioClinica(): eso no es un problema, es el patron trabajando a su favor, porque le muestra exactamente que codigo hay que corregir. El println no es decoracion: es la evidencia visible de cuantas veces se construyo el objeto.</w:t>
       </w:r>
     </w:p>
     <w:p>
@@ -87,7 +87,7 @@
           <w:color w:val="2B2B2B"/>
           <w:sz w:val="22"/>
         </w:rPr>
-        <w:t>Abra la unica puerta. Agregue 'public static synchronized RepositorioVetCare getInstancia() { if (instancia == null) { instancia = new RepositorioVetCare(); } return instancia; }'. Es estatico porque hay que poder llamarlo sin tener aun un objeto (RepositorioVetCare.getInstancia()); el if hace la creacion perezosa, es decir que el objeto solo nace la primera vez que alguien lo pide; y synchronized evita que dos hilos entren simultaneamente al if y terminen creando dos instancias. Compruebe con dos llamadas seguidas y un System.out.println(a == b): imprime true y el mensaje del constructor sale una sola vez.</w:t>
+        <w:t>Abra la unica puerta. Agregue 'public static synchronized RepositorioClinica getInstancia() { if (instancia == null) { instancia = new RepositorioClinica(); } return instancia; }'. Es estatico porque hay que poder llamarlo sin tener aun un objeto (RepositorioClinica.getInstancia()); el if hace la creacion perezosa, es decir que el objeto solo nace la primera vez que alguien lo pide; y synchronized evita que dos hilos entren simultaneamente al if y terminen creando dos instancias. Compruebe con dos llamadas seguidas y un System.out.println(a == b): imprime true y el mensaje del constructor sale una sola vez.</w:t>
       </w:r>
     </w:p>
     <w:p>
@@ -102,7 +102,7 @@
           <w:color w:val="2B2B2B"/>
           <w:sz w:val="22"/>
         </w:rPr>
-        <w:t>Reemplace en las ventanas. Donde decia 'RepositorioVetCare repo = new RepositorioVetCare();' ahora va 'RepositorioVetCare repo = RepositorioVetCare.getInstancia();'. Para dejar la evidencia, en el metodo refrescar() de cada ventana imprima o pinte System.identityHashCode(RepositorioVetCare.getInstancia()): las dos ventanas deben mostrar el mismo numero. Ese numero es la prueba visible de que ya no hay dos archivadores, sino uno, y es lo que hace que M-002 Michi, registrada en Recepcion, aparezca al refrescar en Consultorio.</w:t>
+        <w:t>Reemplace en las ventanas. Donde decia 'RepositorioClinica repo = new RepositorioClinica();' ahora va 'RepositorioClinica repo = RepositorioClinica.getInstancia();'. Para dejar la evidencia, en el metodo refrescar() de cada ventana imprima o pinte System.identityHashCode(RepositorioClinica.getInstancia()): las dos ventanas deben mostrar el mismo numero. Ese numero es la prueba visible de que ya no hay dos archivadores, sino uno, y es lo que hace que M-002 Michi, registrada en Recepcion, aparezca al refrescar en Consultorio.</w:t>
       </w:r>
     </w:p>
     <w:p>
